--- a/products/academia-de-reciclagem/projects/content/01 - Proposito e Manifesto - Projeto Academia da Reciclagem.docx
+++ b/products/academia-de-reciclagem/projects/content/01 - Proposito e Manifesto - Projeto Academia da Reciclagem.docx
@@ -172,18 +172,18 @@
         <w:rPr>
           <w:rtl w:val="0"/>
         </w:rPr>
-        <w:t xml:space="preserve">O Projeto Academia da Reciclagem pretende nascer como um movimento regional de conscientização e ação prática. A intenção é utilizar relacionamentos pessoais, empresariais e institucionais para incentivar a coleta seletiva e a destinação correta de materiais recicláveis, especialmente em condomínios residenciais e empresas localizadas nos municípios de Cotia, Carapicuíba, Embu das Artes, Vargem Grande e  Jandira.</w:t>
-      </w:r>
-    </w:p>
-    <w:p>
-      <w:pPr>
-        <w:rPr/>
-      </w:pPr>
-      <w:r>
-        <w:rPr>
-          <w:rtl w:val="0"/>
-        </w:rPr>
-        <w:t xml:space="preserve">A região da Granja Viana concentra muitos condomínios residenciais, famílias, empresas, escolas e instituições que produzem diariamente grande volume de resíduos. Parte significativa desse material pode ser reciclada, desde que exista orientação, engajamento e uma ponte eficiente entre quem gera o resíduo e quem pode dar a ele a destinação correta.</w:t>
+        <w:t>O Projeto Academia da Reciclagem pretende nascer como um movimento regional de conscientização e ação prática. A intenção é utilizar relacionamentos pessoais, empresariais e institucionais para incentivar a coleta seletiva e a destinação correta de materiais recicláveis, especialmente em condomínios residenciais e empresas localizadas nos municípios de Cotia, Carapicuíba, Embu das Artes e Jandira.</w:t>
+      </w:r>
+    </w:p>
+    <w:p>
+      <w:pPr>
+        <w:rPr/>
+      </w:pPr>
+      <w:r>
+        <w:rPr>
+          <w:rtl w:val="0"/>
+        </w:rPr>
+        <w:t>Esses municípios concentram muitos condomínios residenciais, famílias, empresas, escolas e instituições que produzem diariamente grande volume de resíduos. Parte significativa desse material pode ser reciclada, desde que exista orientação, engajamento e uma ponte eficiente entre quem gera o resíduo e quem pode dar a ele a destinação correta.</w:t>
       </w:r>
     </w:p>
     <w:p>

--- a/products/academia-de-reciclagem/projects/content/01 - Proposito e Manifesto - Projeto Academia da Reciclagem.docx
+++ b/products/academia-de-reciclagem/projects/content/01 - Proposito e Manifesto - Projeto Academia da Reciclagem.docx
@@ -172,18 +172,18 @@
         <w:rPr>
           <w:rtl w:val="0"/>
         </w:rPr>
-        <w:t>O Projeto Academia da Reciclagem pretende nascer como um movimento regional de conscientização e ação prática. A intenção é utilizar relacionamentos pessoais, empresariais e institucionais para incentivar a coleta seletiva e a destinação correta de materiais recicláveis, especialmente em condomínios residenciais e empresas localizadas nos municípios de Cotia, Carapicuíba, Embu das Artes e Jandira.</w:t>
-      </w:r>
-    </w:p>
-    <w:p>
-      <w:pPr>
-        <w:rPr/>
-      </w:pPr>
-      <w:r>
-        <w:rPr>
-          <w:rtl w:val="0"/>
-        </w:rPr>
-        <w:t>Esses municípios concentram muitos condomínios residenciais, famílias, empresas, escolas e instituições que produzem diariamente grande volume de resíduos. Parte significativa desse material pode ser reciclada, desde que exista orientação, engajamento e uma ponte eficiente entre quem gera o resíduo e quem pode dar a ele a destinação correta.</w:t>
+        <w:t xml:space="preserve">O Projeto Academia da Reciclagem pretende nascer como um movimento regional de conscientização e ação prática. A intenção é utilizar relacionamentos pessoais, empresariais e institucionais para incentivar a coleta seletiva e a destinação correta de materiais recicláveis, especialmente em condomínios residenciais e empresas localizadas nos municípios de Cotia, Carapicuíba, Embu das Artes, Vargem Grande e  Jandira.</w:t>
+      </w:r>
+    </w:p>
+    <w:p>
+      <w:pPr>
+        <w:rPr/>
+      </w:pPr>
+      <w:r>
+        <w:rPr>
+          <w:rtl w:val="0"/>
+        </w:rPr>
+        <w:t xml:space="preserve">A região da Granja Viana concentra muitos condomínios residenciais, famílias, empresas, escolas e instituições que produzem diariamente grande volume de resíduos. Parte significativa desse material pode ser reciclada, desde que exista orientação, engajamento e uma ponte eficiente entre quem gera o resíduo e quem pode dar a ele a destinação correta.</w:t>
       </w:r>
     </w:p>
     <w:p>
